--- a/examples/prediction/doc/08-conv1d-regression.docx
+++ b/examples/prediction/doc/08-conv1d-regression.docx
@@ -513,7 +513,7 @@
               <a:graphicData uri="http://schemas.openxmlformats.org/drawingml/2006/picture">
                 <pic:pic>
                   <pic:nvPicPr>
-                    <pic:cNvPr descr="C:\Git\dal\tspredit\examples\prediction\doc\08-conv1d-regression_files/716a4d1e457f97618aa46ca41f6f38e17df76816.png" id="11" name="Picture"/>
+                    <pic:cNvPr descr="/home/gpca/tspredit/examples/prediction/doc/08-conv1d-regression_files/2311a3ccdefa9666c559bd154e42236a6cdf3fea.png" id="11" name="Picture"/>
                     <pic:cNvPicPr>
                       <a:picLocks noChangeArrowheads="1" noChangeAspect="1"/>
                     </pic:cNvPicPr>
@@ -1121,7 +1121,7 @@
         <w:rPr>
           <w:rStyle w:val="VerbatimChar"/>
         </w:rPr>
-        <w:t xml:space="preserve">## [1] 0.0001007105</w:t>
+        <w:t xml:space="preserve">## [1] 0.0001007099</w:t>
       </w:r>
     </w:p>
     <w:p>
@@ -1397,7 +1397,7 @@
         <w:rPr>
           <w:rStyle w:val="VerbatimChar"/>
         </w:rPr>
-        <w:t xml:space="preserve">## [1]  0.4347691  0.2108168 -0.0255444 -0.2686127 -0.4891945</w:t>
+        <w:t xml:space="preserve">## [1]  0.43476895  0.21081667 -0.02554476 -0.26861302 -0.48919488</w:t>
       </w:r>
       <w:r>
         <w:br/>
@@ -1424,7 +1424,7 @@
         <w:rPr>
           <w:rStyle w:val="VerbatimChar"/>
         </w:rPr>
-        <w:t xml:space="preserve">## [1] 0.301998</w:t>
+        <w:t xml:space="preserve">## [1] 0.3019954</w:t>
       </w:r>
       <w:r>
         <w:br/>
@@ -1451,7 +1451,7 @@
         <w:rPr>
           <w:rStyle w:val="VerbatimChar"/>
         </w:rPr>
-        <w:t xml:space="preserve">## [1] 0.001986985</w:t>
+        <w:t xml:space="preserve">## [1] 0.001986961</w:t>
       </w:r>
       <w:r>
         <w:br/>
@@ -1478,7 +1478,7 @@
         <w:rPr>
           <w:rStyle w:val="VerbatimChar"/>
         </w:rPr>
-        <w:t xml:space="preserve">## [1] 0.9828383</w:t>
+        <w:t xml:space="preserve">## [1] 0.9828385</w:t>
       </w:r>
       <w:r>
         <w:br/>
@@ -1505,7 +1505,7 @@
         <w:rPr>
           <w:rStyle w:val="VerbatimChar"/>
         </w:rPr>
-        <w:t xml:space="preserve">##           mse    smape        R2</w:t>
+        <w:t xml:space="preserve">##           mse     smape        R2</w:t>
       </w:r>
       <w:r>
         <w:br/>
@@ -1514,7 +1514,7 @@
         <w:rPr>
           <w:rStyle w:val="VerbatimChar"/>
         </w:rPr>
-        <w:t xml:space="preserve">## 1 0.001986985 0.301998 0.9828383</w:t>
+        <w:t xml:space="preserve">## 1 0.001986961 0.3019954 0.9828385</w:t>
       </w:r>
     </w:p>
     <w:p>
@@ -1745,7 +1745,7 @@
               <a:graphicData uri="http://schemas.openxmlformats.org/drawingml/2006/picture">
                 <pic:pic>
                   <pic:nvPicPr>
-                    <pic:cNvPr descr="C:\Git\dal\tspredit\examples\prediction\doc\08-conv1d-regression_files/1b3f203441f18e1fd4e3c3d2724b273c2f65276b.png" id="14" name="Picture"/>
+                    <pic:cNvPr descr="/home/gpca/tspredit/examples/prediction/doc/08-conv1d-regression_files/947b573fe5103e3a8bbf4946b15f7550837d6d86.png" id="14" name="Picture"/>
                     <pic:cNvPicPr>
                       <a:picLocks noChangeArrowheads="1" noChangeAspect="1"/>
                     </pic:cNvPicPr>

--- a/examples/prediction/doc/08-conv1d-regression.docx
+++ b/examples/prediction/doc/08-conv1d-regression.docx
@@ -1121,7 +1121,7 @@
         <w:rPr>
           <w:rStyle w:val="VerbatimChar"/>
         </w:rPr>
-        <w:t xml:space="preserve">## [1] 0.0001007099</w:t>
+        <w:t xml:space="preserve">## [1] 0.0001007105</w:t>
       </w:r>
     </w:p>
     <w:p>
@@ -1397,7 +1397,7 @@
         <w:rPr>
           <w:rStyle w:val="VerbatimChar"/>
         </w:rPr>
-        <w:t xml:space="preserve">## [1]  0.43476895  0.21081667 -0.02554476 -0.26861302 -0.48919488</w:t>
+        <w:t xml:space="preserve">## [1]  0.43476895  0.21081667 -0.02554476 -0.26861314 -0.48919506</w:t>
       </w:r>
       <w:r>
         <w:br/>
@@ -1424,7 +1424,7 @@
         <w:rPr>
           <w:rStyle w:val="VerbatimChar"/>
         </w:rPr>
-        <w:t xml:space="preserve">## [1] 0.3019954</w:t>
+        <w:t xml:space="preserve">## [1] 0.3019952</w:t>
       </w:r>
       <w:r>
         <w:br/>
@@ -1451,7 +1451,7 @@
         <w:rPr>
           <w:rStyle w:val="VerbatimChar"/>
         </w:rPr>
-        <w:t xml:space="preserve">## [1] 0.001986961</w:t>
+        <w:t xml:space="preserve">## [1] 0.001986955</w:t>
       </w:r>
       <w:r>
         <w:br/>
@@ -1478,7 +1478,7 @@
         <w:rPr>
           <w:rStyle w:val="VerbatimChar"/>
         </w:rPr>
-        <w:t xml:space="preserve">## [1] 0.9828385</w:t>
+        <w:t xml:space="preserve">## [1] 0.9828386</w:t>
       </w:r>
       <w:r>
         <w:br/>
@@ -1514,7 +1514,7 @@
         <w:rPr>
           <w:rStyle w:val="VerbatimChar"/>
         </w:rPr>
-        <w:t xml:space="preserve">## 1 0.001986961 0.3019954 0.9828385</w:t>
+        <w:t xml:space="preserve">## 1 0.001986955 0.3019952 0.9828386</w:t>
       </w:r>
     </w:p>
     <w:p>
